--- a/实验报告最终版.docx
+++ b/实验报告最终版.docx
@@ -262,7 +262,7 @@
           <w:szCs w:val="28"/>
           <w:u w:val="single"/>
         </w:rPr>
-        <w:t xml:space="preserve">                   </w:t>
+        <w:t xml:space="preserve">   </w:t>
       </w:r>
       <w:r>
         <w:rPr>
@@ -271,15 +271,50 @@
           <w:szCs w:val="28"/>
           <w:u w:val="single"/>
         </w:rPr>
+        <w:t xml:space="preserve">    </w:t>
+      </w:r>
+      <w:r>
+        <w:rPr>
+          <w:sz w:val="28"/>
+          <w:szCs w:val="28"/>
+          <w:u w:val="single"/>
+        </w:rPr>
+        <w:t xml:space="preserve"> </w:t>
+      </w:r>
+      <w:r>
+        <w:rPr>
+          <w:rFonts w:hint="eastAsia"/>
+          <w:sz w:val="28"/>
+          <w:szCs w:val="28"/>
+          <w:u w:val="single"/>
+        </w:rPr>
+        <w:t>软件工程</w:t>
+      </w:r>
+      <w:r>
+        <w:rPr>
+          <w:rFonts w:hint="eastAsia"/>
+          <w:sz w:val="28"/>
+          <w:szCs w:val="28"/>
+          <w:u w:val="single"/>
+        </w:rPr>
+        <w:t>2301</w:t>
+      </w:r>
+      <w:r>
+        <w:rPr>
+          <w:sz w:val="28"/>
+          <w:szCs w:val="28"/>
+          <w:u w:val="single"/>
+        </w:rPr>
         <w:t xml:space="preserve">  </w:t>
       </w:r>
       <w:r>
         <w:rPr>
+          <w:rFonts w:hint="eastAsia"/>
           <w:sz w:val="28"/>
           <w:szCs w:val="28"/>
           <w:u w:val="single"/>
         </w:rPr>
-        <w:t xml:space="preserve">      </w:t>
+        <w:t xml:space="preserve">    </w:t>
       </w:r>
     </w:p>
     <w:p>
@@ -4770,6 +4805,10 @@
       <w:pPr>
         <w:spacing w:after="120" w:line="360" w:lineRule="auto"/>
         <w:ind w:firstLineChars="200" w:firstLine="480"/>
+        <w:rPr>
+          <w:rFonts w:eastAsiaTheme="minorEastAsia"/>
+          <w:sz w:val="24"/>
+        </w:rPr>
       </w:pPr>
       <w:r>
         <w:rPr>
@@ -4807,16 +4846,148 @@
         <w:t>原型图，展示今日提醒列表、服药进度和快捷入口。</w:t>
       </w:r>
     </w:p>
+    <w:p>
+      <w:pPr>
+        <w:keepNext/>
+        <w:spacing w:after="120" w:line="360" w:lineRule="auto"/>
+        <w:ind w:firstLineChars="200" w:firstLine="420"/>
+        <w:jc w:val="center"/>
+      </w:pPr>
+      <w:r>
+        <w:rPr>
+          <w:noProof/>
+        </w:rPr>
+        <w:drawing>
+          <wp:inline distT="0" distB="0" distL="0" distR="0" wp14:anchorId="76DDED24" wp14:editId="7A30B614">
+            <wp:extent cx="2520000" cy="5439600"/>
+            <wp:effectExtent l="0" t="0" r="0" b="8890"/>
+            <wp:docPr id="776199334" name="图片 1"/>
+            <wp:cNvGraphicFramePr>
+              <a:graphicFrameLocks xmlns:a="http://schemas.openxmlformats.org/drawingml/2006/main" noChangeAspect="1"/>
+            </wp:cNvGraphicFramePr>
+            <a:graphic xmlns:a="http://schemas.openxmlformats.org/drawingml/2006/main">
+              <a:graphicData uri="http://schemas.openxmlformats.org/drawingml/2006/picture">
+                <pic:pic xmlns:pic="http://schemas.openxmlformats.org/drawingml/2006/picture">
+                  <pic:nvPicPr>
+                    <pic:cNvPr id="776199334" name=""/>
+                    <pic:cNvPicPr/>
+                  </pic:nvPicPr>
+                  <pic:blipFill>
+                    <a:blip r:embed="rId7">
+                      <a:extLst>
+                        <a:ext uri="{28A0092B-C50C-407E-A947-70E740481C1C}">
+                          <a14:useLocalDpi xmlns:a14="http://schemas.microsoft.com/office/drawing/2010/main" val="0"/>
+                        </a:ext>
+                      </a:extLst>
+                    </a:blip>
+                    <a:stretch>
+                      <a:fillRect/>
+                    </a:stretch>
+                  </pic:blipFill>
+                  <pic:spPr>
+                    <a:xfrm>
+                      <a:off x="0" y="0"/>
+                      <a:ext cx="2520000" cy="5439600"/>
+                    </a:xfrm>
+                    <a:prstGeom prst="rect">
+                      <a:avLst/>
+                    </a:prstGeom>
+                  </pic:spPr>
+                </pic:pic>
+              </a:graphicData>
+            </a:graphic>
+          </wp:inline>
+        </w:drawing>
+      </w:r>
+    </w:p>
+    <w:p>
+      <w:pPr>
+        <w:pStyle w:val="aa"/>
+        <w:jc w:val="center"/>
+        <w:rPr>
+          <w:rFonts w:hint="eastAsia"/>
+        </w:rPr>
+      </w:pPr>
+      <w:r>
+        <w:rPr>
+          <w:rFonts w:hint="eastAsia"/>
+        </w:rPr>
+        <w:t>图表</w:t>
+      </w:r>
+      <w:r>
+        <w:rPr>
+          <w:rFonts w:hint="eastAsia"/>
+        </w:rPr>
+        <w:t xml:space="preserve"> </w:t>
+      </w:r>
+      <w:r>
+        <w:fldChar w:fldCharType="begin"/>
+      </w:r>
+      <w:r>
+        <w:instrText xml:space="preserve"> </w:instrText>
+      </w:r>
+      <w:r>
+        <w:rPr>
+          <w:rFonts w:hint="eastAsia"/>
+        </w:rPr>
+        <w:instrText xml:space="preserve">SEQ </w:instrText>
+      </w:r>
+      <w:r>
+        <w:rPr>
+          <w:rFonts w:hint="eastAsia"/>
+        </w:rPr>
+        <w:instrText>图表</w:instrText>
+      </w:r>
+      <w:r>
+        <w:rPr>
+          <w:rFonts w:hint="eastAsia"/>
+        </w:rPr>
+        <w:instrText xml:space="preserve"> \* ARABIC</w:instrText>
+      </w:r>
+      <w:r>
+        <w:instrText xml:space="preserve"> </w:instrText>
+      </w:r>
+      <w:r>
+        <w:fldChar w:fldCharType="separate"/>
+      </w:r>
+      <w:r>
+        <w:rPr>
+          <w:rFonts w:hint="eastAsia"/>
+          <w:noProof/>
+        </w:rPr>
+        <w:t>1</w:t>
+      </w:r>
+      <w:r>
+        <w:fldChar w:fldCharType="end"/>
+      </w:r>
+      <w:r>
+        <w:t>系统首页</w:t>
+      </w:r>
+      <w:r>
+        <w:t xml:space="preserve"> UI </w:t>
+      </w:r>
+      <w:r>
+        <w:t>原型图，展示今日提醒列表、服药进度和快捷入口</w:t>
+      </w:r>
+    </w:p>
+    <w:p/>
+    <w:p/>
+    <w:p/>
     <w:p>
       <w:pPr>
         <w:spacing w:after="120" w:line="360" w:lineRule="auto"/>
         <w:ind w:firstLineChars="200" w:firstLine="480"/>
-      </w:pPr>
-      <w:r>
-        <w:rPr>
-          <w:rFonts w:eastAsia="??"/>
-          <w:sz w:val="24"/>
-        </w:rPr>
+        <w:rPr>
+          <w:rFonts w:eastAsiaTheme="minorEastAsia"/>
+          <w:sz w:val="24"/>
+        </w:rPr>
+      </w:pPr>
+      <w:r>
+        <w:rPr>
+          <w:rFonts w:eastAsia="??"/>
+          <w:sz w:val="24"/>
+        </w:rPr>
+        <w:lastRenderedPageBreak/>
         <w:t>附件</w:t>
       </w:r>
       <w:r>
@@ -4832,18 +5003,248 @@
           <w:sz w:val="24"/>
         </w:rPr>
         <w:t>：家庭成员管理页面原型图，展示成员信息维护思路，以及在药品和提醒表单中选择成员的方式。</w:t>
+      </w:r>
+    </w:p>
+    <w:tbl>
+      <w:tblPr>
+        <w:tblStyle w:val="ab"/>
+        <w:tblW w:w="0" w:type="auto"/>
+        <w:tblBorders>
+          <w:top w:val="none" w:sz="0" w:space="0" w:color="auto"/>
+          <w:left w:val="none" w:sz="0" w:space="0" w:color="auto"/>
+          <w:bottom w:val="none" w:sz="0" w:space="0" w:color="auto"/>
+          <w:right w:val="none" w:sz="0" w:space="0" w:color="auto"/>
+          <w:insideH w:val="none" w:sz="0" w:space="0" w:color="auto"/>
+          <w:insideV w:val="none" w:sz="0" w:space="0" w:color="auto"/>
+        </w:tblBorders>
+        <w:tblLook w:val="04A0" w:firstRow="1" w:lastRow="0" w:firstColumn="1" w:lastColumn="0" w:noHBand="0" w:noVBand="1"/>
+      </w:tblPr>
+      <w:tblGrid>
+        <w:gridCol w:w="4153"/>
+        <w:gridCol w:w="4153"/>
+      </w:tblGrid>
+      <w:tr>
+        <w:tc>
+          <w:tcPr>
+            <w:tcW w:w="4148" w:type="dxa"/>
+          </w:tcPr>
+          <w:p>
+            <w:pPr>
+              <w:spacing w:after="120" w:line="360" w:lineRule="auto"/>
+              <w:rPr>
+                <w:rFonts w:eastAsiaTheme="minorEastAsia"/>
+                <w:sz w:val="24"/>
+              </w:rPr>
+            </w:pPr>
+            <w:r>
+              <w:rPr>
+                <w:noProof/>
+              </w:rPr>
+              <w:drawing>
+                <wp:inline distT="0" distB="0" distL="0" distR="0" wp14:anchorId="4D6992E1" wp14:editId="1D02E731">
+                  <wp:extent cx="2520000" cy="5439600"/>
+                  <wp:effectExtent l="0" t="0" r="0" b="8890"/>
+                  <wp:docPr id="1314352374" name="图片 1"/>
+                  <wp:cNvGraphicFramePr>
+                    <a:graphicFrameLocks xmlns:a="http://schemas.openxmlformats.org/drawingml/2006/main" noChangeAspect="1"/>
+                  </wp:cNvGraphicFramePr>
+                  <a:graphic xmlns:a="http://schemas.openxmlformats.org/drawingml/2006/main">
+                    <a:graphicData uri="http://schemas.openxmlformats.org/drawingml/2006/picture">
+                      <pic:pic xmlns:pic="http://schemas.openxmlformats.org/drawingml/2006/picture">
+                        <pic:nvPicPr>
+                          <pic:cNvPr id="1314352374" name=""/>
+                          <pic:cNvPicPr/>
+                        </pic:nvPicPr>
+                        <pic:blipFill>
+                          <a:blip r:embed="rId8">
+                            <a:extLst>
+                              <a:ext uri="{28A0092B-C50C-407E-A947-70E740481C1C}">
+                                <a14:useLocalDpi xmlns:a14="http://schemas.microsoft.com/office/drawing/2010/main" val="0"/>
+                              </a:ext>
+                            </a:extLst>
+                          </a:blip>
+                          <a:stretch>
+                            <a:fillRect/>
+                          </a:stretch>
+                        </pic:blipFill>
+                        <pic:spPr>
+                          <a:xfrm>
+                            <a:off x="0" y="0"/>
+                            <a:ext cx="2520000" cy="5439600"/>
+                          </a:xfrm>
+                          <a:prstGeom prst="rect">
+                            <a:avLst/>
+                          </a:prstGeom>
+                        </pic:spPr>
+                      </pic:pic>
+                    </a:graphicData>
+                  </a:graphic>
+                </wp:inline>
+              </w:drawing>
+            </w:r>
+          </w:p>
+        </w:tc>
+        <w:tc>
+          <w:tcPr>
+            <w:tcW w:w="4148" w:type="dxa"/>
+          </w:tcPr>
+          <w:p>
+            <w:pPr>
+              <w:keepNext/>
+              <w:spacing w:after="120" w:line="360" w:lineRule="auto"/>
+              <w:rPr>
+                <w:rFonts w:eastAsiaTheme="minorEastAsia"/>
+                <w:sz w:val="24"/>
+              </w:rPr>
+            </w:pPr>
+            <w:r>
+              <w:rPr>
+                <w:noProof/>
+              </w:rPr>
+              <w:drawing>
+                <wp:inline distT="0" distB="0" distL="0" distR="0" wp14:anchorId="11735EE8" wp14:editId="5DB464F2">
+                  <wp:extent cx="2520000" cy="5439600"/>
+                  <wp:effectExtent l="0" t="0" r="0" b="8890"/>
+                  <wp:docPr id="699364330" name="图片 1"/>
+                  <wp:cNvGraphicFramePr>
+                    <a:graphicFrameLocks xmlns:a="http://schemas.openxmlformats.org/drawingml/2006/main" noChangeAspect="1"/>
+                  </wp:cNvGraphicFramePr>
+                  <a:graphic xmlns:a="http://schemas.openxmlformats.org/drawingml/2006/main">
+                    <a:graphicData uri="http://schemas.openxmlformats.org/drawingml/2006/picture">
+                      <pic:pic xmlns:pic="http://schemas.openxmlformats.org/drawingml/2006/picture">
+                        <pic:nvPicPr>
+                          <pic:cNvPr id="699364330" name=""/>
+                          <pic:cNvPicPr/>
+                        </pic:nvPicPr>
+                        <pic:blipFill>
+                          <a:blip r:embed="rId9">
+                            <a:extLst>
+                              <a:ext uri="{28A0092B-C50C-407E-A947-70E740481C1C}">
+                                <a14:useLocalDpi xmlns:a14="http://schemas.microsoft.com/office/drawing/2010/main" val="0"/>
+                              </a:ext>
+                            </a:extLst>
+                          </a:blip>
+                          <a:stretch>
+                            <a:fillRect/>
+                          </a:stretch>
+                        </pic:blipFill>
+                        <pic:spPr>
+                          <a:xfrm>
+                            <a:off x="0" y="0"/>
+                            <a:ext cx="2520000" cy="5439600"/>
+                          </a:xfrm>
+                          <a:prstGeom prst="rect">
+                            <a:avLst/>
+                          </a:prstGeom>
+                        </pic:spPr>
+                      </pic:pic>
+                    </a:graphicData>
+                  </a:graphic>
+                </wp:inline>
+              </w:drawing>
+            </w:r>
+          </w:p>
+        </w:tc>
+      </w:tr>
+    </w:tbl>
+    <w:p>
+      <w:pPr>
+        <w:pStyle w:val="aa"/>
+        <w:jc w:val="center"/>
+        <w:rPr>
+          <w:rFonts w:eastAsiaTheme="minorEastAsia"/>
+          <w:sz w:val="24"/>
+        </w:rPr>
+      </w:pPr>
+      <w:r>
+        <w:rPr>
+          <w:rFonts w:hint="eastAsia"/>
+        </w:rPr>
+        <w:t>图表</w:t>
+      </w:r>
+      <w:r>
+        <w:rPr>
+          <w:rFonts w:hint="eastAsia"/>
+        </w:rPr>
+        <w:t xml:space="preserve"> </w:t>
+      </w:r>
+      <w:r>
+        <w:fldChar w:fldCharType="begin"/>
+      </w:r>
+      <w:r>
+        <w:instrText xml:space="preserve"> </w:instrText>
+      </w:r>
+      <w:r>
+        <w:rPr>
+          <w:rFonts w:hint="eastAsia"/>
+        </w:rPr>
+        <w:instrText xml:space="preserve">SEQ </w:instrText>
+      </w:r>
+      <w:r>
+        <w:rPr>
+          <w:rFonts w:hint="eastAsia"/>
+        </w:rPr>
+        <w:instrText>图表</w:instrText>
+      </w:r>
+      <w:r>
+        <w:rPr>
+          <w:rFonts w:hint="eastAsia"/>
+        </w:rPr>
+        <w:instrText xml:space="preserve"> \* ARABIC</w:instrText>
+      </w:r>
+      <w:r>
+        <w:instrText xml:space="preserve"> </w:instrText>
+      </w:r>
+      <w:r>
+        <w:fldChar w:fldCharType="separate"/>
+      </w:r>
+      <w:r>
+        <w:rPr>
+          <w:rFonts w:hint="eastAsia"/>
+          <w:noProof/>
+        </w:rPr>
+        <w:t>2</w:t>
+      </w:r>
+      <w:r>
+        <w:fldChar w:fldCharType="end"/>
+      </w:r>
+      <w:r>
+        <w:rPr>
+          <w:rFonts w:hint="eastAsia"/>
+        </w:rPr>
+        <w:t>家庭成员管理页面原型图</w:t>
+      </w:r>
+    </w:p>
+    <w:p>
+      <w:pPr>
+        <w:widowControl/>
+        <w:jc w:val="left"/>
+        <w:rPr>
+          <w:rFonts w:eastAsiaTheme="minorEastAsia"/>
+        </w:rPr>
+      </w:pPr>
+      <w:r>
+        <w:rPr>
+          <w:rFonts w:eastAsiaTheme="minorEastAsia"/>
+        </w:rPr>
+        <w:br w:type="page"/>
       </w:r>
     </w:p>
     <w:p>
       <w:pPr>
         <w:spacing w:after="120" w:line="360" w:lineRule="auto"/>
         <w:ind w:firstLineChars="200" w:firstLine="480"/>
-      </w:pPr>
-      <w:r>
-        <w:rPr>
-          <w:rFonts w:eastAsia="??"/>
-          <w:sz w:val="24"/>
-        </w:rPr>
+        <w:rPr>
+          <w:rFonts w:eastAsiaTheme="minorEastAsia"/>
+          <w:sz w:val="24"/>
+        </w:rPr>
+      </w:pPr>
+      <w:r>
+        <w:rPr>
+          <w:rFonts w:eastAsia="??"/>
+          <w:sz w:val="24"/>
+        </w:rPr>
+        <w:lastRenderedPageBreak/>
         <w:t>附件</w:t>
       </w:r>
       <w:r>
@@ -4859,18 +5260,247 @@
           <w:sz w:val="24"/>
         </w:rPr>
         <w:t>：药品录入页面原型图，展示药品名称、使用成员、药品分类、有效期、服用剂量和备注字段。</w:t>
+      </w:r>
+    </w:p>
+    <w:tbl>
+      <w:tblPr>
+        <w:tblStyle w:val="ab"/>
+        <w:tblW w:w="0" w:type="auto"/>
+        <w:tblBorders>
+          <w:top w:val="none" w:sz="0" w:space="0" w:color="auto"/>
+          <w:left w:val="none" w:sz="0" w:space="0" w:color="auto"/>
+          <w:bottom w:val="none" w:sz="0" w:space="0" w:color="auto"/>
+          <w:right w:val="none" w:sz="0" w:space="0" w:color="auto"/>
+          <w:insideH w:val="none" w:sz="0" w:space="0" w:color="auto"/>
+          <w:insideV w:val="none" w:sz="0" w:space="0" w:color="auto"/>
+        </w:tblBorders>
+        <w:tblLook w:val="04A0" w:firstRow="1" w:lastRow="0" w:firstColumn="1" w:lastColumn="0" w:noHBand="0" w:noVBand="1"/>
+      </w:tblPr>
+      <w:tblGrid>
+        <w:gridCol w:w="4153"/>
+        <w:gridCol w:w="4153"/>
+      </w:tblGrid>
+      <w:tr>
+        <w:tc>
+          <w:tcPr>
+            <w:tcW w:w="4148" w:type="dxa"/>
+          </w:tcPr>
+          <w:p>
+            <w:pPr>
+              <w:keepNext/>
+              <w:spacing w:after="120" w:line="360" w:lineRule="auto"/>
+              <w:jc w:val="center"/>
+            </w:pPr>
+            <w:r>
+              <w:rPr>
+                <w:noProof/>
+              </w:rPr>
+              <w:drawing>
+                <wp:inline distT="0" distB="0" distL="0" distR="0" wp14:anchorId="6FE9CB86" wp14:editId="7731CE56">
+                  <wp:extent cx="2520000" cy="5439600"/>
+                  <wp:effectExtent l="0" t="0" r="0" b="8890"/>
+                  <wp:docPr id="1025005944" name="图片 1"/>
+                  <wp:cNvGraphicFramePr>
+                    <a:graphicFrameLocks xmlns:a="http://schemas.openxmlformats.org/drawingml/2006/main" noChangeAspect="1"/>
+                  </wp:cNvGraphicFramePr>
+                  <a:graphic xmlns:a="http://schemas.openxmlformats.org/drawingml/2006/main">
+                    <a:graphicData uri="http://schemas.openxmlformats.org/drawingml/2006/picture">
+                      <pic:pic xmlns:pic="http://schemas.openxmlformats.org/drawingml/2006/picture">
+                        <pic:nvPicPr>
+                          <pic:cNvPr id="1025005944" name=""/>
+                          <pic:cNvPicPr/>
+                        </pic:nvPicPr>
+                        <pic:blipFill>
+                          <a:blip r:embed="rId10">
+                            <a:extLst>
+                              <a:ext uri="{28A0092B-C50C-407E-A947-70E740481C1C}">
+                                <a14:useLocalDpi xmlns:a14="http://schemas.microsoft.com/office/drawing/2010/main" val="0"/>
+                              </a:ext>
+                            </a:extLst>
+                          </a:blip>
+                          <a:stretch>
+                            <a:fillRect/>
+                          </a:stretch>
+                        </pic:blipFill>
+                        <pic:spPr>
+                          <a:xfrm>
+                            <a:off x="0" y="0"/>
+                            <a:ext cx="2520000" cy="5439600"/>
+                          </a:xfrm>
+                          <a:prstGeom prst="rect">
+                            <a:avLst/>
+                          </a:prstGeom>
+                        </pic:spPr>
+                      </pic:pic>
+                    </a:graphicData>
+                  </a:graphic>
+                </wp:inline>
+              </w:drawing>
+            </w:r>
+          </w:p>
+        </w:tc>
+        <w:tc>
+          <w:tcPr>
+            <w:tcW w:w="4148" w:type="dxa"/>
+          </w:tcPr>
+          <w:p>
+            <w:pPr>
+              <w:keepNext/>
+              <w:spacing w:after="120" w:line="360" w:lineRule="auto"/>
+              <w:jc w:val="center"/>
+            </w:pPr>
+            <w:r>
+              <w:rPr>
+                <w:noProof/>
+              </w:rPr>
+              <w:drawing>
+                <wp:inline distT="0" distB="0" distL="0" distR="0" wp14:anchorId="5D5205E0" wp14:editId="742ADEE9">
+                  <wp:extent cx="2520000" cy="5439600"/>
+                  <wp:effectExtent l="0" t="0" r="0" b="8890"/>
+                  <wp:docPr id="1233913858" name="图片 1"/>
+                  <wp:cNvGraphicFramePr>
+                    <a:graphicFrameLocks xmlns:a="http://schemas.openxmlformats.org/drawingml/2006/main" noChangeAspect="1"/>
+                  </wp:cNvGraphicFramePr>
+                  <a:graphic xmlns:a="http://schemas.openxmlformats.org/drawingml/2006/main">
+                    <a:graphicData uri="http://schemas.openxmlformats.org/drawingml/2006/picture">
+                      <pic:pic xmlns:pic="http://schemas.openxmlformats.org/drawingml/2006/picture">
+                        <pic:nvPicPr>
+                          <pic:cNvPr id="1233913858" name=""/>
+                          <pic:cNvPicPr/>
+                        </pic:nvPicPr>
+                        <pic:blipFill>
+                          <a:blip r:embed="rId11">
+                            <a:extLst>
+                              <a:ext uri="{28A0092B-C50C-407E-A947-70E740481C1C}">
+                                <a14:useLocalDpi xmlns:a14="http://schemas.microsoft.com/office/drawing/2010/main" val="0"/>
+                              </a:ext>
+                            </a:extLst>
+                          </a:blip>
+                          <a:stretch>
+                            <a:fillRect/>
+                          </a:stretch>
+                        </pic:blipFill>
+                        <pic:spPr>
+                          <a:xfrm>
+                            <a:off x="0" y="0"/>
+                            <a:ext cx="2520000" cy="5439600"/>
+                          </a:xfrm>
+                          <a:prstGeom prst="rect">
+                            <a:avLst/>
+                          </a:prstGeom>
+                        </pic:spPr>
+                      </pic:pic>
+                    </a:graphicData>
+                  </a:graphic>
+                </wp:inline>
+              </w:drawing>
+            </w:r>
+          </w:p>
+        </w:tc>
+      </w:tr>
+    </w:tbl>
+    <w:p>
+      <w:pPr>
+        <w:keepNext/>
+        <w:spacing w:after="120" w:line="360" w:lineRule="auto"/>
+        <w:ind w:firstLineChars="200" w:firstLine="420"/>
+        <w:jc w:val="center"/>
+      </w:pPr>
+    </w:p>
+    <w:p>
+      <w:pPr>
+        <w:pStyle w:val="aa"/>
+        <w:jc w:val="center"/>
+        <w:rPr>
+          <w:rFonts w:eastAsiaTheme="minorEastAsia" w:hint="eastAsia"/>
+        </w:rPr>
+      </w:pPr>
+      <w:r>
+        <w:rPr>
+          <w:rFonts w:hint="eastAsia"/>
+        </w:rPr>
+        <w:t>图表</w:t>
+      </w:r>
+      <w:r>
+        <w:rPr>
+          <w:rFonts w:hint="eastAsia"/>
+        </w:rPr>
+        <w:t xml:space="preserve"> </w:t>
+      </w:r>
+      <w:r>
+        <w:fldChar w:fldCharType="begin"/>
+      </w:r>
+      <w:r>
+        <w:instrText xml:space="preserve"> </w:instrText>
+      </w:r>
+      <w:r>
+        <w:rPr>
+          <w:rFonts w:hint="eastAsia"/>
+        </w:rPr>
+        <w:instrText xml:space="preserve">SEQ </w:instrText>
+      </w:r>
+      <w:r>
+        <w:rPr>
+          <w:rFonts w:hint="eastAsia"/>
+        </w:rPr>
+        <w:instrText>图表</w:instrText>
+      </w:r>
+      <w:r>
+        <w:rPr>
+          <w:rFonts w:hint="eastAsia"/>
+        </w:rPr>
+        <w:instrText xml:space="preserve"> \* ARABIC</w:instrText>
+      </w:r>
+      <w:r>
+        <w:instrText xml:space="preserve"> </w:instrText>
+      </w:r>
+      <w:r>
+        <w:fldChar w:fldCharType="separate"/>
+      </w:r>
+      <w:r>
+        <w:rPr>
+          <w:rFonts w:hint="eastAsia"/>
+          <w:noProof/>
+        </w:rPr>
+        <w:t>3</w:t>
+      </w:r>
+      <w:r>
+        <w:fldChar w:fldCharType="end"/>
+      </w:r>
+      <w:r>
+        <w:t>药品录入页面原型图</w:t>
+      </w:r>
+    </w:p>
+    <w:p>
+      <w:pPr>
+        <w:widowControl/>
+        <w:jc w:val="left"/>
+        <w:rPr>
+          <w:rFonts w:eastAsiaTheme="minorEastAsia"/>
+        </w:rPr>
+      </w:pPr>
+      <w:r>
+        <w:rPr>
+          <w:rFonts w:eastAsiaTheme="minorEastAsia"/>
+        </w:rPr>
+        <w:br w:type="page"/>
       </w:r>
     </w:p>
     <w:p>
       <w:pPr>
         <w:spacing w:after="120" w:line="360" w:lineRule="auto"/>
         <w:ind w:firstLineChars="200" w:firstLine="480"/>
-      </w:pPr>
-      <w:r>
-        <w:rPr>
-          <w:rFonts w:eastAsia="??"/>
-          <w:sz w:val="24"/>
-        </w:rPr>
+        <w:rPr>
+          <w:rFonts w:eastAsiaTheme="minorEastAsia"/>
+          <w:sz w:val="24"/>
+        </w:rPr>
+      </w:pPr>
+      <w:r>
+        <w:rPr>
+          <w:rFonts w:eastAsia="??"/>
+          <w:sz w:val="24"/>
+        </w:rPr>
+        <w:lastRenderedPageBreak/>
         <w:t>附件</w:t>
       </w:r>
       <w:r>
@@ -4886,18 +5516,253 @@
           <w:sz w:val="24"/>
         </w:rPr>
         <w:t>：服药提醒设置页面原型图，展示提醒时间、提醒对象、用药说明、提醒开关和打卡交互。</w:t>
+      </w:r>
+    </w:p>
+    <w:tbl>
+      <w:tblPr>
+        <w:tblStyle w:val="ab"/>
+        <w:tblW w:w="0" w:type="auto"/>
+        <w:tblBorders>
+          <w:top w:val="none" w:sz="0" w:space="0" w:color="auto"/>
+          <w:left w:val="none" w:sz="0" w:space="0" w:color="auto"/>
+          <w:bottom w:val="none" w:sz="0" w:space="0" w:color="auto"/>
+          <w:right w:val="none" w:sz="0" w:space="0" w:color="auto"/>
+          <w:insideH w:val="none" w:sz="0" w:space="0" w:color="auto"/>
+          <w:insideV w:val="none" w:sz="0" w:space="0" w:color="auto"/>
+        </w:tblBorders>
+        <w:tblLook w:val="04A0" w:firstRow="1" w:lastRow="0" w:firstColumn="1" w:lastColumn="0" w:noHBand="0" w:noVBand="1"/>
+      </w:tblPr>
+      <w:tblGrid>
+        <w:gridCol w:w="4153"/>
+        <w:gridCol w:w="4153"/>
+      </w:tblGrid>
+      <w:tr>
+        <w:tc>
+          <w:tcPr>
+            <w:tcW w:w="4148" w:type="dxa"/>
+          </w:tcPr>
+          <w:p>
+            <w:pPr>
+              <w:spacing w:after="120" w:line="360" w:lineRule="auto"/>
+              <w:rPr>
+                <w:rFonts w:eastAsiaTheme="minorEastAsia"/>
+                <w:sz w:val="24"/>
+              </w:rPr>
+            </w:pPr>
+            <w:r>
+              <w:rPr>
+                <w:noProof/>
+              </w:rPr>
+              <w:drawing>
+                <wp:inline distT="0" distB="0" distL="0" distR="0" wp14:anchorId="51EF6023" wp14:editId="6747FE2C">
+                  <wp:extent cx="2520000" cy="5439600"/>
+                  <wp:effectExtent l="0" t="0" r="0" b="8890"/>
+                  <wp:docPr id="1654182231" name="图片 1"/>
+                  <wp:cNvGraphicFramePr>
+                    <a:graphicFrameLocks xmlns:a="http://schemas.openxmlformats.org/drawingml/2006/main" noChangeAspect="1"/>
+                  </wp:cNvGraphicFramePr>
+                  <a:graphic xmlns:a="http://schemas.openxmlformats.org/drawingml/2006/main">
+                    <a:graphicData uri="http://schemas.openxmlformats.org/drawingml/2006/picture">
+                      <pic:pic xmlns:pic="http://schemas.openxmlformats.org/drawingml/2006/picture">
+                        <pic:nvPicPr>
+                          <pic:cNvPr id="1654182231" name=""/>
+                          <pic:cNvPicPr/>
+                        </pic:nvPicPr>
+                        <pic:blipFill>
+                          <a:blip r:embed="rId12">
+                            <a:extLst>
+                              <a:ext uri="{28A0092B-C50C-407E-A947-70E740481C1C}">
+                                <a14:useLocalDpi xmlns:a14="http://schemas.microsoft.com/office/drawing/2010/main" val="0"/>
+                              </a:ext>
+                            </a:extLst>
+                          </a:blip>
+                          <a:stretch>
+                            <a:fillRect/>
+                          </a:stretch>
+                        </pic:blipFill>
+                        <pic:spPr>
+                          <a:xfrm>
+                            <a:off x="0" y="0"/>
+                            <a:ext cx="2520000" cy="5439600"/>
+                          </a:xfrm>
+                          <a:prstGeom prst="rect">
+                            <a:avLst/>
+                          </a:prstGeom>
+                        </pic:spPr>
+                      </pic:pic>
+                    </a:graphicData>
+                  </a:graphic>
+                </wp:inline>
+              </w:drawing>
+            </w:r>
+          </w:p>
+        </w:tc>
+        <w:tc>
+          <w:tcPr>
+            <w:tcW w:w="4148" w:type="dxa"/>
+          </w:tcPr>
+          <w:p>
+            <w:pPr>
+              <w:keepNext/>
+              <w:spacing w:after="120" w:line="360" w:lineRule="auto"/>
+              <w:rPr>
+                <w:rFonts w:eastAsiaTheme="minorEastAsia"/>
+                <w:sz w:val="24"/>
+              </w:rPr>
+            </w:pPr>
+            <w:r>
+              <w:rPr>
+                <w:noProof/>
+              </w:rPr>
+              <w:drawing>
+                <wp:inline distT="0" distB="0" distL="0" distR="0" wp14:anchorId="6BF0E0AB" wp14:editId="117AFEC1">
+                  <wp:extent cx="2520000" cy="5439600"/>
+                  <wp:effectExtent l="0" t="0" r="0" b="8890"/>
+                  <wp:docPr id="2081041383" name="图片 1"/>
+                  <wp:cNvGraphicFramePr>
+                    <a:graphicFrameLocks xmlns:a="http://schemas.openxmlformats.org/drawingml/2006/main" noChangeAspect="1"/>
+                  </wp:cNvGraphicFramePr>
+                  <a:graphic xmlns:a="http://schemas.openxmlformats.org/drawingml/2006/main">
+                    <a:graphicData uri="http://schemas.openxmlformats.org/drawingml/2006/picture">
+                      <pic:pic xmlns:pic="http://schemas.openxmlformats.org/drawingml/2006/picture">
+                        <pic:nvPicPr>
+                          <pic:cNvPr id="2081041383" name=""/>
+                          <pic:cNvPicPr/>
+                        </pic:nvPicPr>
+                        <pic:blipFill>
+                          <a:blip r:embed="rId13">
+                            <a:extLst>
+                              <a:ext uri="{28A0092B-C50C-407E-A947-70E740481C1C}">
+                                <a14:useLocalDpi xmlns:a14="http://schemas.microsoft.com/office/drawing/2010/main" val="0"/>
+                              </a:ext>
+                            </a:extLst>
+                          </a:blip>
+                          <a:stretch>
+                            <a:fillRect/>
+                          </a:stretch>
+                        </pic:blipFill>
+                        <pic:spPr>
+                          <a:xfrm>
+                            <a:off x="0" y="0"/>
+                            <a:ext cx="2520000" cy="5439600"/>
+                          </a:xfrm>
+                          <a:prstGeom prst="rect">
+                            <a:avLst/>
+                          </a:prstGeom>
+                        </pic:spPr>
+                      </pic:pic>
+                    </a:graphicData>
+                  </a:graphic>
+                </wp:inline>
+              </w:drawing>
+            </w:r>
+          </w:p>
+        </w:tc>
+      </w:tr>
+    </w:tbl>
+    <w:p>
+      <w:pPr>
+        <w:pStyle w:val="aa"/>
+        <w:jc w:val="center"/>
+        <w:rPr>
+          <w:rFonts w:eastAsiaTheme="minorEastAsia"/>
+          <w:sz w:val="24"/>
+        </w:rPr>
+      </w:pPr>
+      <w:r>
+        <w:rPr>
+          <w:rFonts w:hint="eastAsia"/>
+        </w:rPr>
+        <w:t>图表</w:t>
+      </w:r>
+      <w:r>
+        <w:rPr>
+          <w:rFonts w:hint="eastAsia"/>
+        </w:rPr>
+        <w:t xml:space="preserve"> </w:t>
+      </w:r>
+      <w:r>
+        <w:fldChar w:fldCharType="begin"/>
+      </w:r>
+      <w:r>
+        <w:instrText xml:space="preserve"> </w:instrText>
+      </w:r>
+      <w:r>
+        <w:rPr>
+          <w:rFonts w:hint="eastAsia"/>
+        </w:rPr>
+        <w:instrText xml:space="preserve">SEQ </w:instrText>
+      </w:r>
+      <w:r>
+        <w:rPr>
+          <w:rFonts w:hint="eastAsia"/>
+        </w:rPr>
+        <w:instrText>图表</w:instrText>
+      </w:r>
+      <w:r>
+        <w:rPr>
+          <w:rFonts w:hint="eastAsia"/>
+        </w:rPr>
+        <w:instrText xml:space="preserve"> \* ARABIC</w:instrText>
+      </w:r>
+      <w:r>
+        <w:instrText xml:space="preserve"> </w:instrText>
+      </w:r>
+      <w:r>
+        <w:fldChar w:fldCharType="separate"/>
+      </w:r>
+      <w:r>
+        <w:rPr>
+          <w:rFonts w:hint="eastAsia"/>
+          <w:noProof/>
+        </w:rPr>
+        <w:t>4</w:t>
+      </w:r>
+      <w:r>
+        <w:fldChar w:fldCharType="end"/>
+      </w:r>
+      <w:r>
+        <w:rPr>
+          <w:rFonts w:hint="eastAsia"/>
+        </w:rPr>
+        <w:t>服药提醒</w:t>
+      </w:r>
+      <w:r>
+        <w:t>页面原型图</w:t>
+      </w:r>
+    </w:p>
+    <w:p>
+      <w:pPr>
+        <w:widowControl/>
+        <w:jc w:val="left"/>
+        <w:rPr>
+          <w:rFonts w:eastAsiaTheme="minorEastAsia"/>
+          <w:sz w:val="24"/>
+        </w:rPr>
+      </w:pPr>
+      <w:r>
+        <w:rPr>
+          <w:rFonts w:eastAsia="??"/>
+          <w:sz w:val="24"/>
+        </w:rPr>
+        <w:br w:type="page"/>
       </w:r>
     </w:p>
     <w:p>
       <w:pPr>
         <w:spacing w:after="120" w:line="360" w:lineRule="auto"/>
         <w:ind w:firstLineChars="200" w:firstLine="480"/>
-      </w:pPr>
-      <w:r>
-        <w:rPr>
-          <w:rFonts w:eastAsia="??"/>
-          <w:sz w:val="24"/>
-        </w:rPr>
+        <w:rPr>
+          <w:rFonts w:ascii="宋体" w:hAnsi="宋体" w:cs="宋体" w:hint="eastAsia"/>
+          <w:sz w:val="24"/>
+        </w:rPr>
+      </w:pPr>
+      <w:r>
+        <w:rPr>
+          <w:rFonts w:ascii="宋体" w:hAnsi="宋体" w:cs="宋体" w:hint="eastAsia"/>
+          <w:sz w:val="24"/>
+        </w:rPr>
+        <w:lastRenderedPageBreak/>
         <w:t>附件</w:t>
       </w:r>
       <w:r>
@@ -4909,22 +5774,249 @@
       </w:r>
       <w:r>
         <w:rPr>
-          <w:rFonts w:eastAsia="??"/>
+          <w:rFonts w:ascii="宋体" w:hAnsi="宋体" w:cs="宋体" w:hint="eastAsia"/>
           <w:sz w:val="24"/>
         </w:rPr>
         <w:t>：药品过期预警页面原型图，展示正常、临期、已过期药品的状态区分和筛选方式。</w:t>
+      </w:r>
+    </w:p>
+    <w:tbl>
+      <w:tblPr>
+        <w:tblStyle w:val="ab"/>
+        <w:tblW w:w="0" w:type="auto"/>
+        <w:tblBorders>
+          <w:top w:val="none" w:sz="0" w:space="0" w:color="auto"/>
+          <w:left w:val="none" w:sz="0" w:space="0" w:color="auto"/>
+          <w:bottom w:val="none" w:sz="0" w:space="0" w:color="auto"/>
+          <w:right w:val="none" w:sz="0" w:space="0" w:color="auto"/>
+          <w:insideH w:val="none" w:sz="0" w:space="0" w:color="auto"/>
+          <w:insideV w:val="none" w:sz="0" w:space="0" w:color="auto"/>
+        </w:tblBorders>
+        <w:tblLook w:val="04A0" w:firstRow="1" w:lastRow="0" w:firstColumn="1" w:lastColumn="0" w:noHBand="0" w:noVBand="1"/>
+      </w:tblPr>
+      <w:tblGrid>
+        <w:gridCol w:w="4153"/>
+        <w:gridCol w:w="4153"/>
+      </w:tblGrid>
+      <w:tr>
+        <w:tc>
+          <w:tcPr>
+            <w:tcW w:w="4153" w:type="dxa"/>
+          </w:tcPr>
+          <w:p>
+            <w:pPr>
+              <w:spacing w:after="120" w:line="360" w:lineRule="auto"/>
+              <w:rPr>
+                <w:rFonts w:eastAsiaTheme="minorEastAsia"/>
+              </w:rPr>
+            </w:pPr>
+            <w:r>
+              <w:rPr>
+                <w:noProof/>
+              </w:rPr>
+              <w:drawing>
+                <wp:inline distT="0" distB="0" distL="0" distR="0" wp14:anchorId="5FEAB197" wp14:editId="1C34B05F">
+                  <wp:extent cx="2523809" cy="5438095"/>
+                  <wp:effectExtent l="0" t="0" r="0" b="0"/>
+                  <wp:docPr id="2096396831" name="图片 1"/>
+                  <wp:cNvGraphicFramePr>
+                    <a:graphicFrameLocks xmlns:a="http://schemas.openxmlformats.org/drawingml/2006/main" noChangeAspect="1"/>
+                  </wp:cNvGraphicFramePr>
+                  <a:graphic xmlns:a="http://schemas.openxmlformats.org/drawingml/2006/main">
+                    <a:graphicData uri="http://schemas.openxmlformats.org/drawingml/2006/picture">
+                      <pic:pic xmlns:pic="http://schemas.openxmlformats.org/drawingml/2006/picture">
+                        <pic:nvPicPr>
+                          <pic:cNvPr id="2096396831" name=""/>
+                          <pic:cNvPicPr/>
+                        </pic:nvPicPr>
+                        <pic:blipFill>
+                          <a:blip r:embed="rId14">
+                            <a:extLst>
+                              <a:ext uri="{28A0092B-C50C-407E-A947-70E740481C1C}">
+                                <a14:useLocalDpi xmlns:a14="http://schemas.microsoft.com/office/drawing/2010/main" val="0"/>
+                              </a:ext>
+                            </a:extLst>
+                          </a:blip>
+                          <a:stretch>
+                            <a:fillRect/>
+                          </a:stretch>
+                        </pic:blipFill>
+                        <pic:spPr>
+                          <a:xfrm>
+                            <a:off x="0" y="0"/>
+                            <a:ext cx="2523809" cy="5438095"/>
+                          </a:xfrm>
+                          <a:prstGeom prst="rect">
+                            <a:avLst/>
+                          </a:prstGeom>
+                        </pic:spPr>
+                      </pic:pic>
+                    </a:graphicData>
+                  </a:graphic>
+                </wp:inline>
+              </w:drawing>
+            </w:r>
+          </w:p>
+        </w:tc>
+        <w:tc>
+          <w:tcPr>
+            <w:tcW w:w="4153" w:type="dxa"/>
+          </w:tcPr>
+          <w:p>
+            <w:pPr>
+              <w:keepNext/>
+              <w:spacing w:after="120" w:line="360" w:lineRule="auto"/>
+              <w:rPr>
+                <w:rFonts w:eastAsiaTheme="minorEastAsia"/>
+              </w:rPr>
+            </w:pPr>
+            <w:r>
+              <w:rPr>
+                <w:noProof/>
+              </w:rPr>
+              <w:drawing>
+                <wp:inline distT="0" distB="0" distL="0" distR="0" wp14:anchorId="4F6EAB71" wp14:editId="7E747741">
+                  <wp:extent cx="2523809" cy="5438095"/>
+                  <wp:effectExtent l="0" t="0" r="0" b="0"/>
+                  <wp:docPr id="982284781" name="图片 1"/>
+                  <wp:cNvGraphicFramePr>
+                    <a:graphicFrameLocks xmlns:a="http://schemas.openxmlformats.org/drawingml/2006/main" noChangeAspect="1"/>
+                  </wp:cNvGraphicFramePr>
+                  <a:graphic xmlns:a="http://schemas.openxmlformats.org/drawingml/2006/main">
+                    <a:graphicData uri="http://schemas.openxmlformats.org/drawingml/2006/picture">
+                      <pic:pic xmlns:pic="http://schemas.openxmlformats.org/drawingml/2006/picture">
+                        <pic:nvPicPr>
+                          <pic:cNvPr id="982284781" name=""/>
+                          <pic:cNvPicPr/>
+                        </pic:nvPicPr>
+                        <pic:blipFill>
+                          <a:blip r:embed="rId15">
+                            <a:extLst>
+                              <a:ext uri="{28A0092B-C50C-407E-A947-70E740481C1C}">
+                                <a14:useLocalDpi xmlns:a14="http://schemas.microsoft.com/office/drawing/2010/main" val="0"/>
+                              </a:ext>
+                            </a:extLst>
+                          </a:blip>
+                          <a:stretch>
+                            <a:fillRect/>
+                          </a:stretch>
+                        </pic:blipFill>
+                        <pic:spPr>
+                          <a:xfrm>
+                            <a:off x="0" y="0"/>
+                            <a:ext cx="2523809" cy="5438095"/>
+                          </a:xfrm>
+                          <a:prstGeom prst="rect">
+                            <a:avLst/>
+                          </a:prstGeom>
+                        </pic:spPr>
+                      </pic:pic>
+                    </a:graphicData>
+                  </a:graphic>
+                </wp:inline>
+              </w:drawing>
+            </w:r>
+          </w:p>
+        </w:tc>
+      </w:tr>
+    </w:tbl>
+    <w:p>
+      <w:pPr>
+        <w:pStyle w:val="aa"/>
+        <w:jc w:val="center"/>
+        <w:rPr>
+          <w:rFonts w:eastAsiaTheme="minorEastAsia" w:hint="eastAsia"/>
+        </w:rPr>
+      </w:pPr>
+      <w:r>
+        <w:rPr>
+          <w:rFonts w:hint="eastAsia"/>
+        </w:rPr>
+        <w:t>图表</w:t>
+      </w:r>
+      <w:r>
+        <w:rPr>
+          <w:rFonts w:hint="eastAsia"/>
+        </w:rPr>
+        <w:t xml:space="preserve"> </w:t>
+      </w:r>
+      <w:r>
+        <w:fldChar w:fldCharType="begin"/>
+      </w:r>
+      <w:r>
+        <w:instrText xml:space="preserve"> </w:instrText>
+      </w:r>
+      <w:r>
+        <w:rPr>
+          <w:rFonts w:hint="eastAsia"/>
+        </w:rPr>
+        <w:instrText xml:space="preserve">SEQ </w:instrText>
+      </w:r>
+      <w:r>
+        <w:rPr>
+          <w:rFonts w:hint="eastAsia"/>
+        </w:rPr>
+        <w:instrText>图表</w:instrText>
+      </w:r>
+      <w:r>
+        <w:rPr>
+          <w:rFonts w:hint="eastAsia"/>
+        </w:rPr>
+        <w:instrText xml:space="preserve"> \* ARABIC</w:instrText>
+      </w:r>
+      <w:r>
+        <w:instrText xml:space="preserve"> </w:instrText>
+      </w:r>
+      <w:r>
+        <w:fldChar w:fldCharType="separate"/>
+      </w:r>
+      <w:r>
+        <w:rPr>
+          <w:rFonts w:hint="eastAsia"/>
+          <w:noProof/>
+        </w:rPr>
+        <w:t>5</w:t>
+      </w:r>
+      <w:r>
+        <w:fldChar w:fldCharType="end"/>
+      </w:r>
+      <w:r>
+        <w:rPr>
+          <w:rFonts w:hint="eastAsia"/>
+        </w:rPr>
+        <w:t>药品管理页面原型图</w:t>
+      </w:r>
+    </w:p>
+    <w:p>
+      <w:pPr>
+        <w:widowControl/>
+        <w:jc w:val="left"/>
+        <w:rPr>
+          <w:rFonts w:eastAsiaTheme="minorEastAsia"/>
+        </w:rPr>
+      </w:pPr>
+      <w:r>
+        <w:rPr>
+          <w:rFonts w:eastAsiaTheme="minorEastAsia"/>
+        </w:rPr>
+        <w:br w:type="page"/>
       </w:r>
     </w:p>
     <w:p>
       <w:pPr>
         <w:spacing w:after="120" w:line="360" w:lineRule="auto"/>
         <w:ind w:firstLineChars="200" w:firstLine="480"/>
-      </w:pPr>
-      <w:r>
-        <w:rPr>
-          <w:rFonts w:eastAsia="??"/>
-          <w:sz w:val="24"/>
-        </w:rPr>
+        <w:rPr>
+          <w:rFonts w:eastAsiaTheme="minorEastAsia"/>
+          <w:sz w:val="24"/>
+        </w:rPr>
+      </w:pPr>
+      <w:r>
+        <w:rPr>
+          <w:rFonts w:eastAsia="??"/>
+          <w:sz w:val="24"/>
+        </w:rPr>
+        <w:lastRenderedPageBreak/>
         <w:t>附件</w:t>
       </w:r>
       <w:r>
@@ -4942,48 +6034,224 @@
         <w:t>：附近药店查询页面原型图，展示当前位置、搜索栏、模拟地图、药店列表和营业状态标签。</w:t>
       </w:r>
     </w:p>
-    <w:p>
-      <w:pPr>
-        <w:spacing w:after="120" w:line="360" w:lineRule="auto"/>
-        <w:ind w:firstLineChars="200" w:firstLine="480"/>
-      </w:pPr>
-      <w:r>
-        <w:rPr>
-          <w:rFonts w:eastAsia="??"/>
-          <w:sz w:val="24"/>
-        </w:rPr>
-        <w:t>附件</w:t>
-      </w:r>
-      <w:r>
-        <w:rPr>
-          <w:rFonts w:eastAsia="??"/>
-          <w:sz w:val="24"/>
-        </w:rPr>
-        <w:t>7</w:t>
-      </w:r>
-      <w:r>
-        <w:rPr>
-          <w:rFonts w:eastAsia="??"/>
-          <w:sz w:val="24"/>
-        </w:rPr>
-        <w:t>：系统页面流程图或导航结构图，展示首页、药品管理、用药提醒、附近药店</w:t>
-      </w:r>
-      <w:proofErr w:type="gramStart"/>
-      <w:r>
-        <w:rPr>
-          <w:rFonts w:eastAsia="??"/>
-          <w:sz w:val="24"/>
-        </w:rPr>
-        <w:t>及弹窗之间</w:t>
-      </w:r>
-      <w:proofErr w:type="gramEnd"/>
-      <w:r>
-        <w:rPr>
-          <w:rFonts w:eastAsia="??"/>
-          <w:sz w:val="24"/>
-        </w:rPr>
-        <w:t>的跳转关系。</w:t>
-      </w:r>
+    <w:tbl>
+      <w:tblPr>
+        <w:tblStyle w:val="ab"/>
+        <w:tblW w:w="0" w:type="auto"/>
+        <w:tblBorders>
+          <w:top w:val="none" w:sz="0" w:space="0" w:color="auto"/>
+          <w:left w:val="none" w:sz="0" w:space="0" w:color="auto"/>
+          <w:bottom w:val="none" w:sz="0" w:space="0" w:color="auto"/>
+          <w:right w:val="none" w:sz="0" w:space="0" w:color="auto"/>
+          <w:insideH w:val="none" w:sz="0" w:space="0" w:color="auto"/>
+          <w:insideV w:val="none" w:sz="0" w:space="0" w:color="auto"/>
+        </w:tblBorders>
+        <w:tblLook w:val="04A0" w:firstRow="1" w:lastRow="0" w:firstColumn="1" w:lastColumn="0" w:noHBand="0" w:noVBand="1"/>
+      </w:tblPr>
+      <w:tblGrid>
+        <w:gridCol w:w="4153"/>
+        <w:gridCol w:w="4153"/>
+      </w:tblGrid>
+      <w:tr>
+        <w:tc>
+          <w:tcPr>
+            <w:tcW w:w="4148" w:type="dxa"/>
+          </w:tcPr>
+          <w:p>
+            <w:pPr>
+              <w:spacing w:after="120" w:line="360" w:lineRule="auto"/>
+              <w:rPr>
+                <w:rFonts w:eastAsiaTheme="minorEastAsia"/>
+              </w:rPr>
+            </w:pPr>
+            <w:r>
+              <w:rPr>
+                <w:noProof/>
+              </w:rPr>
+              <w:drawing>
+                <wp:inline distT="0" distB="0" distL="0" distR="0" wp14:anchorId="35937579" wp14:editId="3514F0E3">
+                  <wp:extent cx="2520000" cy="5439600"/>
+                  <wp:effectExtent l="0" t="0" r="0" b="8890"/>
+                  <wp:docPr id="1550288251" name="图片 1"/>
+                  <wp:cNvGraphicFramePr>
+                    <a:graphicFrameLocks xmlns:a="http://schemas.openxmlformats.org/drawingml/2006/main" noChangeAspect="1"/>
+                  </wp:cNvGraphicFramePr>
+                  <a:graphic xmlns:a="http://schemas.openxmlformats.org/drawingml/2006/main">
+                    <a:graphicData uri="http://schemas.openxmlformats.org/drawingml/2006/picture">
+                      <pic:pic xmlns:pic="http://schemas.openxmlformats.org/drawingml/2006/picture">
+                        <pic:nvPicPr>
+                          <pic:cNvPr id="1550288251" name=""/>
+                          <pic:cNvPicPr/>
+                        </pic:nvPicPr>
+                        <pic:blipFill>
+                          <a:blip r:embed="rId16">
+                            <a:extLst>
+                              <a:ext uri="{28A0092B-C50C-407E-A947-70E740481C1C}">
+                                <a14:useLocalDpi xmlns:a14="http://schemas.microsoft.com/office/drawing/2010/main" val="0"/>
+                              </a:ext>
+                            </a:extLst>
+                          </a:blip>
+                          <a:stretch>
+                            <a:fillRect/>
+                          </a:stretch>
+                        </pic:blipFill>
+                        <pic:spPr>
+                          <a:xfrm>
+                            <a:off x="0" y="0"/>
+                            <a:ext cx="2520000" cy="5439600"/>
+                          </a:xfrm>
+                          <a:prstGeom prst="rect">
+                            <a:avLst/>
+                          </a:prstGeom>
+                        </pic:spPr>
+                      </pic:pic>
+                    </a:graphicData>
+                  </a:graphic>
+                </wp:inline>
+              </w:drawing>
+            </w:r>
+          </w:p>
+        </w:tc>
+        <w:tc>
+          <w:tcPr>
+            <w:tcW w:w="4148" w:type="dxa"/>
+          </w:tcPr>
+          <w:p>
+            <w:pPr>
+              <w:keepNext/>
+              <w:spacing w:after="120" w:line="360" w:lineRule="auto"/>
+              <w:rPr>
+                <w:rFonts w:eastAsiaTheme="minorEastAsia"/>
+              </w:rPr>
+            </w:pPr>
+            <w:r>
+              <w:rPr>
+                <w:noProof/>
+              </w:rPr>
+              <w:drawing>
+                <wp:inline distT="0" distB="0" distL="0" distR="0" wp14:anchorId="25255284" wp14:editId="73687E98">
+                  <wp:extent cx="2520000" cy="5439600"/>
+                  <wp:effectExtent l="0" t="0" r="0" b="8890"/>
+                  <wp:docPr id="468227959" name="图片 1"/>
+                  <wp:cNvGraphicFramePr>
+                    <a:graphicFrameLocks xmlns:a="http://schemas.openxmlformats.org/drawingml/2006/main" noChangeAspect="1"/>
+                  </wp:cNvGraphicFramePr>
+                  <a:graphic xmlns:a="http://schemas.openxmlformats.org/drawingml/2006/main">
+                    <a:graphicData uri="http://schemas.openxmlformats.org/drawingml/2006/picture">
+                      <pic:pic xmlns:pic="http://schemas.openxmlformats.org/drawingml/2006/picture">
+                        <pic:nvPicPr>
+                          <pic:cNvPr id="468227959" name=""/>
+                          <pic:cNvPicPr/>
+                        </pic:nvPicPr>
+                        <pic:blipFill>
+                          <a:blip r:embed="rId17">
+                            <a:extLst>
+                              <a:ext uri="{28A0092B-C50C-407E-A947-70E740481C1C}">
+                                <a14:useLocalDpi xmlns:a14="http://schemas.microsoft.com/office/drawing/2010/main" val="0"/>
+                              </a:ext>
+                            </a:extLst>
+                          </a:blip>
+                          <a:stretch>
+                            <a:fillRect/>
+                          </a:stretch>
+                        </pic:blipFill>
+                        <pic:spPr>
+                          <a:xfrm>
+                            <a:off x="0" y="0"/>
+                            <a:ext cx="2520000" cy="5439600"/>
+                          </a:xfrm>
+                          <a:prstGeom prst="rect">
+                            <a:avLst/>
+                          </a:prstGeom>
+                        </pic:spPr>
+                      </pic:pic>
+                    </a:graphicData>
+                  </a:graphic>
+                </wp:inline>
+              </w:drawing>
+            </w:r>
+          </w:p>
+        </w:tc>
+      </w:tr>
+    </w:tbl>
+    <w:p>
+      <w:pPr>
+        <w:pStyle w:val="aa"/>
+        <w:jc w:val="center"/>
+        <w:rPr>
+          <w:rFonts w:eastAsiaTheme="minorEastAsia" w:hint="eastAsia"/>
+        </w:rPr>
+      </w:pPr>
+      <w:r>
+        <w:rPr>
+          <w:rFonts w:hint="eastAsia"/>
+        </w:rPr>
+        <w:t>图表</w:t>
+      </w:r>
+      <w:r>
+        <w:rPr>
+          <w:rFonts w:hint="eastAsia"/>
+        </w:rPr>
+        <w:t xml:space="preserve"> </w:t>
+      </w:r>
+      <w:r>
+        <w:fldChar w:fldCharType="begin"/>
+      </w:r>
+      <w:r>
+        <w:instrText xml:space="preserve"> </w:instrText>
+      </w:r>
+      <w:r>
+        <w:rPr>
+          <w:rFonts w:hint="eastAsia"/>
+        </w:rPr>
+        <w:instrText xml:space="preserve">SEQ </w:instrText>
+      </w:r>
+      <w:r>
+        <w:rPr>
+          <w:rFonts w:hint="eastAsia"/>
+        </w:rPr>
+        <w:instrText>图表</w:instrText>
+      </w:r>
+      <w:r>
+        <w:rPr>
+          <w:rFonts w:hint="eastAsia"/>
+        </w:rPr>
+        <w:instrText xml:space="preserve"> \* ARABIC</w:instrText>
+      </w:r>
+      <w:r>
+        <w:instrText xml:space="preserve"> </w:instrText>
+      </w:r>
+      <w:r>
+        <w:fldChar w:fldCharType="separate"/>
+      </w:r>
+      <w:r>
+        <w:rPr>
+          <w:rFonts w:hint="eastAsia"/>
+          <w:noProof/>
+        </w:rPr>
+        <w:t>6</w:t>
+      </w:r>
+      <w:r>
+        <w:fldChar w:fldCharType="end"/>
+      </w:r>
+      <w:r>
+        <w:rPr>
+          <w:rFonts w:hint="eastAsia"/>
+        </w:rPr>
+        <w:t>附近药店</w:t>
+      </w:r>
+      <w:r>
+        <w:t>页面原型图</w:t>
+      </w:r>
+    </w:p>
+    <w:p>
+      <w:pPr>
+        <w:widowControl/>
+        <w:jc w:val="left"/>
+        <w:rPr>
+          <w:rFonts w:eastAsiaTheme="minorEastAsia"/>
+        </w:rPr>
+      </w:pPr>
     </w:p>
     <w:sectPr>
       <w:pgSz w:w="11906" w:h="16838"/>
@@ -5640,6 +6908,36 @@
       <w:ind w:firstLineChars="200" w:firstLine="420"/>
     </w:pPr>
   </w:style>
+  <w:style w:type="paragraph" w:styleId="aa">
+    <w:name w:val="caption"/>
+    <w:basedOn w:val="a"/>
+    <w:next w:val="a"/>
+    <w:uiPriority w:val="35"/>
+    <w:unhideWhenUsed/>
+    <w:qFormat/>
+    <w:rsid w:val="00F11855"/>
+    <w:rPr>
+      <w:rFonts w:asciiTheme="majorHAnsi" w:eastAsia="黑体" w:hAnsiTheme="majorHAnsi" w:cstheme="majorBidi"/>
+      <w:sz w:val="20"/>
+      <w:szCs w:val="20"/>
+    </w:rPr>
+  </w:style>
+  <w:style w:type="table" w:styleId="ab">
+    <w:name w:val="Table Grid"/>
+    <w:basedOn w:val="a1"/>
+    <w:uiPriority w:val="39"/>
+    <w:rsid w:val="00B05118"/>
+    <w:tblPr>
+      <w:tblBorders>
+        <w:top w:val="single" w:sz="4" w:space="0" w:color="auto"/>
+        <w:left w:val="single" w:sz="4" w:space="0" w:color="auto"/>
+        <w:bottom w:val="single" w:sz="4" w:space="0" w:color="auto"/>
+        <w:right w:val="single" w:sz="4" w:space="0" w:color="auto"/>
+        <w:insideH w:val="single" w:sz="4" w:space="0" w:color="auto"/>
+        <w:insideV w:val="single" w:sz="4" w:space="0" w:color="auto"/>
+      </w:tblBorders>
+    </w:tblPr>
+  </w:style>
 </w:styles>
 </file>
 
